--- a/tmp/generated-docx-smoke/contrapartidas.docx
+++ b/tmp/generated-docx-smoke/contrapartidas.docx
@@ -14958,7 +14958,7 @@
         <w:rPr>
           <w:rFonts w:ascii="Arial" w:hAnsi="Arial" w:cs="Arial"/>
         </w:rPr>
-        <w:t xml:space="preserve">Paranava?/PR, 29 de abril de 2026.</w:t>
+        <w:t xml:space="preserve">Paranava?/PR, 4 de maio de 2026.</w:t>
       </w:r>
     </w:p>
     <w:p>

--- a/tmp/generated-docx-smoke/contrapartidas.docx
+++ b/tmp/generated-docx-smoke/contrapartidas.docx
@@ -343,6 +343,33 @@
               </w:rPr>
               <w:t xml:space="preserve">Razão Social: INCOPOSTES INDUSTRIA E COMERCIO DE POSTES LTDA &amp; CIA</w:t>
             </w:r>
+            <w:r>
+              <w:rPr>
+                <w:rFonts w:ascii="Arial" w:hAnsi="Arial" w:cs="Arial"/>
+                <w:b/>
+                <w:spacing w:val="-17"/>
+                <w:sz w:val="24"/>
+                <w:szCs w:val="24"/>
+              </w:rPr>
+              <w:t/>
+            </w:r>
+            <w:r>
+              <w:rPr>
+                <w:rFonts w:ascii="Arial" w:hAnsi="Arial" w:cs="Arial"/>
+                <w:b/>
+                <w:sz w:val="24"/>
+                <w:szCs w:val="24"/>
+              </w:rPr>
+              <w:t/>
+            </w:r>
+            <w:r>
+              <w:rPr>
+                <w:rFonts w:ascii="Arial" w:hAnsi="Arial" w:cs="Arial"/>
+                <w:sz w:val="24"/>
+                <w:szCs w:val="24"/>
+              </w:rPr>
+              <w:t/>
+            </w:r>
           </w:p>
         </w:tc>
       </w:tr>
@@ -381,6 +408,33 @@
               </w:rPr>
               <w:t xml:space="preserve">CNPJ/CPF: 05.433.048/0001-07</w:t>
             </w:r>
+            <w:r>
+              <w:rPr>
+                <w:rFonts w:ascii="Arial" w:hAnsi="Arial" w:cs="Arial"/>
+                <w:b/>
+                <w:sz w:val="24"/>
+                <w:szCs w:val="24"/>
+              </w:rPr>
+              <w:t/>
+            </w:r>
+            <w:r>
+              <w:rPr>
+                <w:rFonts w:ascii="Arial" w:hAnsi="Arial" w:cs="Arial"/>
+                <w:sz w:val="24"/>
+                <w:szCs w:val="24"/>
+              </w:rPr>
+              <w:t/>
+            </w:r>
+            <w:r>
+              <w:rPr>
+                <w:rFonts w:ascii="Arial" w:hAnsi="Arial" w:cs="Arial"/>
+                <w:b/>
+                <w:spacing w:val="26"/>
+                <w:sz w:val="24"/>
+                <w:szCs w:val="24"/>
+              </w:rPr>
+              <w:t/>
+            </w:r>
           </w:p>
         </w:tc>
       </w:tr>
@@ -417,6 +471,65 @@
                 <w:szCs w:val="24"/>
               </w:rPr>
               <w:t xml:space="preserve">Alvará de Funcionamento/Sanitário: 12345</w:t>
+            </w:r>
+            <w:r>
+              <w:rPr>
+                <w:rFonts w:ascii="Arial" w:hAnsi="Arial" w:cs="Arial"/>
+                <w:b/>
+                <w:spacing w:val="-7"/>
+                <w:sz w:val="24"/>
+                <w:szCs w:val="24"/>
+              </w:rPr>
+              <w:t/>
+            </w:r>
+            <w:r>
+              <w:rPr>
+                <w:rFonts w:ascii="Arial" w:hAnsi="Arial" w:cs="Arial"/>
+                <w:b/>
+                <w:spacing w:val="-2"/>
+                <w:sz w:val="24"/>
+                <w:szCs w:val="24"/>
+              </w:rPr>
+              <w:t/>
+            </w:r>
+            <w:r>
+              <w:rPr>
+                <w:rFonts w:ascii="Arial" w:hAnsi="Arial" w:cs="Arial"/>
+                <w:b/>
+                <w:spacing w:val="-10"/>
+                <w:sz w:val="24"/>
+                <w:szCs w:val="24"/>
+              </w:rPr>
+              <w:t/>
+            </w:r>
+            <w:r>
+              <w:rPr>
+                <w:rFonts w:ascii="Arial" w:hAnsi="Arial" w:cs="Arial"/>
+                <w:b/>
+                <w:spacing w:val="-2"/>
+                <w:sz w:val="24"/>
+                <w:szCs w:val="24"/>
+              </w:rPr>
+              <w:t/>
+            </w:r>
+            <w:r>
+              <w:rPr>
+                <w:rFonts w:ascii="Arial" w:hAnsi="Arial" w:cs="Arial"/>
+                <w:b/>
+                <w:spacing w:val="6"/>
+                <w:sz w:val="24"/>
+                <w:szCs w:val="24"/>
+              </w:rPr>
+              <w:t/>
+            </w:r>
+            <w:r>
+              <w:rPr>
+                <w:rFonts w:ascii="Arial" w:hAnsi="Arial" w:cs="Arial"/>
+                <w:spacing w:val="-2"/>
+                <w:sz w:val="24"/>
+                <w:szCs w:val="24"/>
+              </w:rPr>
+              <w:t/>
             </w:r>
           </w:p>
           <w:p>
@@ -562,6 +675,40 @@
               </w:rPr>
               <w:t xml:space="preserve">Área de atuação : </w:t>
             </w:r>
+            <w:r>
+              <w:rPr>
+                <w:rFonts w:ascii="Arial" w:hAnsi="Arial" w:cs="Arial"/>
+                <w:spacing w:val="-14"/>
+                <w:sz w:val="24"/>
+                <w:szCs w:val="24"/>
+              </w:rPr>
+              <w:t/>
+            </w:r>
+            <w:r>
+              <w:rPr>
+                <w:rFonts w:ascii="Arial" w:hAnsi="Arial" w:cs="Arial"/>
+                <w:sz w:val="24"/>
+                <w:szCs w:val="24"/>
+              </w:rPr>
+              <w:t/>
+            </w:r>
+            <w:r>
+              <w:rPr>
+                <w:rFonts w:ascii="Arial" w:hAnsi="Arial" w:cs="Arial"/>
+                <w:spacing w:val="-14"/>
+                <w:sz w:val="24"/>
+                <w:szCs w:val="24"/>
+              </w:rPr>
+              <w:t/>
+            </w:r>
+            <w:r>
+              <w:rPr>
+                <w:rFonts w:ascii="Arial" w:hAnsi="Arial" w:cs="Arial"/>
+                <w:sz w:val="24"/>
+                <w:szCs w:val="24"/>
+              </w:rPr>
+              <w:t/>
+            </w:r>
           </w:p>
           <w:p>
             <w:pPr>
@@ -781,6 +928,32 @@
               </w:rPr>
               <w:t xml:space="preserve">Endereço: RODOVIA BR - 376</w:t>
             </w:r>
+            <w:r>
+              <w:rPr>
+                <w:rFonts w:ascii="Arial" w:hAnsi="Arial" w:cs="Arial"/>
+                <w:b/>
+                <w:sz w:val="24"/>
+                <w:szCs w:val="24"/>
+              </w:rPr>
+              <w:t/>
+            </w:r>
+            <w:r>
+              <w:rPr>
+                <w:rFonts w:ascii="Arial" w:hAnsi="Arial" w:cs="Arial"/>
+                <w:sz w:val="24"/>
+                <w:szCs w:val="24"/>
+              </w:rPr>
+              <w:t/>
+            </w:r>
+            <w:r>
+              <w:rPr>
+                <w:rFonts w:ascii="Arial" w:hAnsi="Arial" w:cs="Arial"/>
+                <w:spacing w:val="25"/>
+                <w:sz w:val="24"/>
+                <w:szCs w:val="24"/>
+              </w:rPr>
+              <w:t/>
+            </w:r>
           </w:p>
         </w:tc>
         <w:tc>
@@ -815,7 +988,24 @@
                 <w:sz w:val="24"/>
                 <w:szCs w:val="24"/>
               </w:rPr>
-              <w:t xml:space="preserve">n?: S/N</w:t>
+              <w:t xml:space="preserve">nº: S/N</w:t>
+            </w:r>
+            <w:r>
+              <w:rPr>
+                <w:rFonts w:ascii="Arial" w:hAnsi="Arial" w:cs="Arial"/>
+                <w:b/>
+                <w:sz w:val="24"/>
+                <w:szCs w:val="24"/>
+              </w:rPr>
+              <w:t/>
+            </w:r>
+            <w:r>
+              <w:rPr>
+                <w:rFonts w:ascii="Arial" w:hAnsi="Arial" w:cs="Arial"/>
+                <w:sz w:val="24"/>
+                <w:szCs w:val="24"/>
+              </w:rPr>
+              <w:t/>
             </w:r>
           </w:p>
         </w:tc>
@@ -848,6 +1038,32 @@
                 <w:szCs w:val="24"/>
               </w:rPr>
               <w:t xml:space="preserve">Complemento: KM 111 LOTE 08 09 03 E 04</w:t>
+            </w:r>
+            <w:r>
+              <w:rPr>
+                <w:rFonts w:ascii="Arial" w:hAnsi="Arial" w:cs="Arial"/>
+                <w:b/>
+                <w:sz w:val="24"/>
+                <w:szCs w:val="24"/>
+              </w:rPr>
+              <w:t/>
+            </w:r>
+            <w:r>
+              <w:rPr>
+                <w:rFonts w:ascii="Arial" w:hAnsi="Arial" w:cs="Arial"/>
+                <w:sz w:val="24"/>
+                <w:szCs w:val="24"/>
+              </w:rPr>
+              <w:t/>
+            </w:r>
+            <w:r>
+              <w:rPr>
+                <w:rFonts w:ascii="Arial" w:hAnsi="Arial" w:cs="Arial"/>
+                <w:spacing w:val="6"/>
+                <w:sz w:val="24"/>
+                <w:szCs w:val="24"/>
+              </w:rPr>
+              <w:t/>
             </w:r>
           </w:p>
         </w:tc>
@@ -897,6 +1113,49 @@
               </w:rPr>
               <w:t xml:space="preserve">Bairro: DISTRITO INDUSTRIAL (SUMARE)</w:t>
             </w:r>
+            <w:r>
+              <w:rPr>
+                <w:rFonts w:ascii="Arial" w:hAnsi="Arial" w:cs="Arial"/>
+                <w:sz w:val="24"/>
+                <w:szCs w:val="24"/>
+              </w:rPr>
+              <w:t/>
+            </w:r>
+            <w:r>
+              <w:rPr>
+                <w:rFonts w:ascii="Arial" w:hAnsi="Arial" w:cs="Arial"/>
+                <w:spacing w:val="-3"/>
+                <w:sz w:val="24"/>
+                <w:szCs w:val="24"/>
+              </w:rPr>
+              <w:t/>
+            </w:r>
+            <w:r>
+              <w:rPr>
+                <w:rFonts w:ascii="Arial" w:hAnsi="Arial" w:cs="Arial"/>
+                <w:spacing w:val="-2"/>
+                <w:sz w:val="24"/>
+                <w:szCs w:val="24"/>
+              </w:rPr>
+              <w:t/>
+            </w:r>
+            <w:r>
+              <w:rPr>
+                <w:rFonts w:ascii="Arial" w:hAnsi="Arial" w:cs="Arial"/>
+                <w:b/>
+                <w:sz w:val="24"/>
+                <w:szCs w:val="24"/>
+              </w:rPr>
+              <w:t/>
+            </w:r>
+            <w:r>
+              <w:rPr>
+                <w:rFonts w:ascii="Arial" w:hAnsi="Arial" w:cs="Arial"/>
+                <w:sz w:val="24"/>
+                <w:szCs w:val="24"/>
+              </w:rPr>
+              <w:t/>
+            </w:r>
           </w:p>
         </w:tc>
         <w:tc>
@@ -939,6 +1198,32 @@
                 <w:szCs w:val="24"/>
               </w:rPr>
               <w:t xml:space="preserve">CEP: 87.720-140</w:t>
+            </w:r>
+            <w:r>
+              <w:rPr>
+                <w:rFonts w:ascii="Arial" w:hAnsi="Arial" w:cs="Arial"/>
+                <w:b/>
+                <w:sz w:val="24"/>
+                <w:szCs w:val="24"/>
+              </w:rPr>
+              <w:t/>
+            </w:r>
+            <w:r>
+              <w:rPr>
+                <w:rFonts w:ascii="Arial" w:hAnsi="Arial" w:cs="Arial"/>
+                <w:sz w:val="24"/>
+                <w:szCs w:val="24"/>
+              </w:rPr>
+              <w:t/>
+            </w:r>
+            <w:r>
+              <w:rPr>
+                <w:rFonts w:ascii="Arial" w:hAnsi="Arial" w:cs="Arial"/>
+                <w:spacing w:val="-4"/>
+                <w:sz w:val="24"/>
+                <w:szCs w:val="24"/>
+              </w:rPr>
+              <w:t/>
             </w:r>
           </w:p>
         </w:tc>
@@ -984,6 +1269,32 @@
               </w:rPr>
               <w:t xml:space="preserve">Cidade: PARANAVAÍ</w:t>
             </w:r>
+            <w:r>
+              <w:rPr>
+                <w:rFonts w:ascii="Arial" w:hAnsi="Arial" w:cs="Arial"/>
+                <w:b/>
+                <w:sz w:val="24"/>
+                <w:szCs w:val="24"/>
+              </w:rPr>
+              <w:t/>
+            </w:r>
+            <w:r>
+              <w:rPr>
+                <w:rFonts w:ascii="Arial" w:hAnsi="Arial" w:cs="Arial"/>
+                <w:sz w:val="24"/>
+                <w:szCs w:val="24"/>
+              </w:rPr>
+              <w:t/>
+            </w:r>
+            <w:r>
+              <w:rPr>
+                <w:rFonts w:ascii="Arial" w:hAnsi="Arial" w:cs="Arial"/>
+                <w:spacing w:val="-2"/>
+                <w:sz w:val="24"/>
+                <w:szCs w:val="24"/>
+              </w:rPr>
+              <w:t/>
+            </w:r>
           </w:p>
         </w:tc>
         <w:tc>
@@ -1027,6 +1338,49 @@
                 <w:szCs w:val="24"/>
               </w:rPr>
               <w:t xml:space="preserve">Estado: PR</w:t>
+            </w:r>
+            <w:r>
+              <w:rPr>
+                <w:rFonts w:ascii="Arial" w:hAnsi="Arial" w:cs="Arial"/>
+                <w:sz w:val="24"/>
+                <w:szCs w:val="24"/>
+              </w:rPr>
+              <w:t/>
+            </w:r>
+            <w:r>
+              <w:rPr>
+                <w:rFonts w:ascii="Arial" w:hAnsi="Arial" w:cs="Arial"/>
+                <w:spacing w:val="-4"/>
+                <w:sz w:val="24"/>
+                <w:szCs w:val="24"/>
+              </w:rPr>
+              <w:t/>
+            </w:r>
+            <w:r>
+              <w:rPr>
+                <w:rFonts w:ascii="Arial" w:hAnsi="Arial" w:cs="Arial"/>
+                <w:spacing w:val="-7"/>
+                <w:sz w:val="24"/>
+                <w:szCs w:val="24"/>
+              </w:rPr>
+              <w:t/>
+            </w:r>
+            <w:r>
+              <w:rPr>
+                <w:rFonts w:ascii="Arial" w:hAnsi="Arial" w:cs="Arial"/>
+                <w:b/>
+                <w:sz w:val="24"/>
+                <w:szCs w:val="24"/>
+              </w:rPr>
+              <w:t/>
+            </w:r>
+            <w:r>
+              <w:rPr>
+                <w:rFonts w:ascii="Arial" w:hAnsi="Arial" w:cs="Arial"/>
+                <w:sz w:val="24"/>
+                <w:szCs w:val="24"/>
+              </w:rPr>
+              <w:t/>
             </w:r>
           </w:p>
         </w:tc>
@@ -1061,7 +1415,33 @@
                 <w:sz w:val="24"/>
                 <w:szCs w:val="24"/>
               </w:rPr>
-              <w:t xml:space="preserve">WhatsApp: (44) 3045-1500</w:t>
+              <w:t xml:space="preserve">WhatsApp: (44) 99999-0000</w:t>
+            </w:r>
+            <w:r>
+              <w:rPr>
+                <w:rFonts w:ascii="Arial" w:hAnsi="Arial" w:cs="Arial"/>
+                <w:b/>
+                <w:sz w:val="24"/>
+                <w:szCs w:val="24"/>
+              </w:rPr>
+              <w:t/>
+            </w:r>
+            <w:r>
+              <w:rPr>
+                <w:rFonts w:ascii="Arial" w:hAnsi="Arial" w:cs="Arial"/>
+                <w:sz w:val="24"/>
+                <w:szCs w:val="24"/>
+              </w:rPr>
+              <w:t/>
+            </w:r>
+            <w:r>
+              <w:rPr>
+                <w:rFonts w:ascii="Arial" w:hAnsi="Arial" w:cs="Arial"/>
+                <w:spacing w:val="-5"/>
+                <w:sz w:val="24"/>
+                <w:szCs w:val="24"/>
+              </w:rPr>
+              <w:t/>
             </w:r>
           </w:p>
           <w:p>
@@ -1104,10 +1484,16 @@
                 <w:sz w:val="24"/>
                 <w:szCs w:val="24"/>
               </w:rPr>
-              <w:t xml:space="preserve">Endereço eletrônico/site: Responsável pelo estágio ou setor responsável: Responsável Teste</w:t>
+              <w:t xml:space="preserve">Responsável pelo estágio ou setor: Responsável Teste  Telefone direto: (44) 3045-1500</w:t>
             </w:r>
             <w:r>
+              <w:rPr>
+                <w:rFonts w:ascii="Arial" w:hAnsi="Arial" w:cs="Arial"/>
+                <w:sz w:val="24"/>
+                <w:szCs w:val="24"/>
+              </w:rPr>
               <w:br/>
+              <w:t/>
             </w:r>
             <w:r>
               <w:rPr>
@@ -1115,18 +1501,16 @@
                 <w:sz w:val="24"/>
                 <w:szCs w:val="24"/>
               </w:rPr>
-              <w:t xml:space="preserve">Telefone de contato direto: (44) 3045-1500</w:t>
+              <w:t/>
             </w:r>
             <w:r>
-              <w:br/>
-            </w:r>
-            <w:r>
-              <w:rPr>
-                <w:rFonts w:ascii="Arial" w:hAnsi="Arial" w:cs="Arial"/>
-                <w:sz w:val="24"/>
-                <w:szCs w:val="24"/>
-              </w:rPr>
-              <w:t xml:space="preserve">E-mail: contabilidade.laisi@incopostes.com.br</w:t>
+              <w:rPr>
+                <w:rFonts w:ascii="Arial" w:hAnsi="Arial" w:cs="Arial"/>
+                <w:spacing w:val="-2"/>
+                <w:sz w:val="24"/>
+                <w:szCs w:val="24"/>
+              </w:rPr>
+              <w:t/>
             </w:r>
           </w:p>
         </w:tc>
@@ -1165,6 +1549,23 @@
               </w:rPr>
               <w:t xml:space="preserve">Representante: VILMAR JOSE MARQUES</w:t>
             </w:r>
+            <w:r>
+              <w:rPr>
+                <w:rFonts w:ascii="Arial" w:hAnsi="Arial" w:cs="Arial"/>
+                <w:b/>
+                <w:sz w:val="24"/>
+                <w:szCs w:val="24"/>
+              </w:rPr>
+              <w:t/>
+            </w:r>
+            <w:r>
+              <w:rPr>
+                <w:rFonts w:ascii="Arial" w:hAnsi="Arial" w:cs="Arial"/>
+                <w:sz w:val="24"/>
+                <w:szCs w:val="24"/>
+              </w:rPr>
+              <w:t/>
+            </w:r>
           </w:p>
           <w:p>
             <w:pPr>
@@ -1307,6 +1708,23 @@
                 <w:szCs w:val="24"/>
               </w:rPr>
               <w:t xml:space="preserve">Cargo: Sócio-Administrador</w:t>
+            </w:r>
+            <w:r>
+              <w:rPr>
+                <w:rFonts w:ascii="Arial" w:hAnsi="Arial" w:cs="Arial"/>
+                <w:b/>
+                <w:sz w:val="24"/>
+                <w:szCs w:val="24"/>
+              </w:rPr>
+              <w:t/>
+            </w:r>
+            <w:r>
+              <w:rPr>
+                <w:rFonts w:ascii="Arial" w:hAnsi="Arial" w:cs="Arial"/>
+                <w:sz w:val="24"/>
+                <w:szCs w:val="24"/>
+              </w:rPr>
+              <w:t/>
             </w:r>
           </w:p>
         </w:tc>
@@ -1343,6 +1761,74 @@
                 <w:szCs w:val="24"/>
               </w:rPr>
               <w:t xml:space="preserve">E-mail (para assinatura digital): assinatura@example.com</w:t>
+            </w:r>
+            <w:r>
+              <w:rPr>
+                <w:rFonts w:ascii="Arial" w:hAnsi="Arial" w:cs="Arial"/>
+                <w:spacing w:val="-20"/>
+                <w:sz w:val="24"/>
+                <w:szCs w:val="24"/>
+              </w:rPr>
+              <w:t/>
+            </w:r>
+            <w:r>
+              <w:rPr>
+                <w:rFonts w:ascii="Arial" w:hAnsi="Arial" w:cs="Arial"/>
+                <w:sz w:val="24"/>
+                <w:szCs w:val="24"/>
+              </w:rPr>
+              <w:t/>
+            </w:r>
+            <w:r>
+              <w:rPr>
+                <w:rFonts w:ascii="Arial" w:hAnsi="Arial" w:cs="Arial"/>
+                <w:spacing w:val="-17"/>
+                <w:sz w:val="24"/>
+                <w:szCs w:val="24"/>
+              </w:rPr>
+              <w:t/>
+            </w:r>
+            <w:r>
+              <w:rPr>
+                <w:rFonts w:ascii="Arial" w:hAnsi="Arial" w:cs="Arial"/>
+                <w:sz w:val="24"/>
+                <w:szCs w:val="24"/>
+              </w:rPr>
+              <w:t/>
+            </w:r>
+            <w:r>
+              <w:rPr>
+                <w:rFonts w:ascii="Arial" w:hAnsi="Arial" w:cs="Arial"/>
+                <w:spacing w:val="-17"/>
+                <w:sz w:val="24"/>
+                <w:szCs w:val="24"/>
+              </w:rPr>
+              <w:t/>
+            </w:r>
+            <w:r>
+              <w:rPr>
+                <w:rFonts w:ascii="Arial" w:hAnsi="Arial" w:cs="Arial"/>
+                <w:sz w:val="24"/>
+                <w:szCs w:val="24"/>
+              </w:rPr>
+              <w:t/>
+            </w:r>
+            <w:r>
+              <w:rPr>
+                <w:rFonts w:ascii="Arial" w:hAnsi="Arial" w:cs="Arial"/>
+                <w:b/>
+                <w:sz w:val="24"/>
+                <w:szCs w:val="24"/>
+              </w:rPr>
+              <w:t/>
+            </w:r>
+            <w:r>
+              <w:rPr>
+                <w:rFonts w:ascii="Arial" w:hAnsi="Arial" w:cs="Arial"/>
+                <w:sz w:val="24"/>
+                <w:szCs w:val="24"/>
+              </w:rPr>
+              <w:t/>
             </w:r>
           </w:p>
         </w:tc>
@@ -14958,7 +15444,86 @@
         <w:rPr>
           <w:rFonts w:ascii="Arial" w:hAnsi="Arial" w:cs="Arial"/>
         </w:rPr>
-        <w:t xml:space="preserve">Paranava?/PR, 4 de maio de 2026.</w:t>
+        <w:t xml:space="preserve">Paranavaí/PR, 4 de maio de 2026</w:t>
+      </w:r>
+      <w:r>
+        <w:rPr>
+          <w:rFonts w:ascii="Arial" w:hAnsi="Arial" w:cs="Arial"/>
+          <w:spacing w:val="52"/>
+        </w:rPr>
+        <w:t/>
+      </w:r>
+      <w:r>
+        <w:rPr>
+          <w:rFonts w:ascii="Arial" w:hAnsi="Arial" w:cs="Arial"/>
+        </w:rPr>
+        <w:t/>
+      </w:r>
+      <w:r>
+        <w:rPr>
+          <w:rFonts w:ascii="Arial" w:hAnsi="Arial" w:cs="Arial"/>
+          <w:color w:val="FF0000"/>
+          <w:spacing w:val="27"/>
+        </w:rPr>
+        <w:t/>
+      </w:r>
+      <w:r>
+        <w:rPr>
+          <w:rFonts w:ascii="Arial" w:hAnsi="Arial" w:cs="Arial"/>
+          <w:color w:val="000000"/>
+          <w:spacing w:val="-5"/>
+        </w:rPr>
+        <w:t/>
+      </w:r>
+      <w:r>
+        <w:rPr>
+          <w:rFonts w:ascii="Arial" w:hAnsi="Arial" w:cs="Arial"/>
+          <w:color w:val="000000"/>
+        </w:rPr>
+        <w:t/>
+      </w:r>
+      <w:r>
+        <w:rPr>
+          <w:rFonts w:ascii="Arial" w:hAnsi="Arial" w:cs="Arial"/>
+        </w:rPr>
+        <w:t/>
+      </w:r>
+      <w:r>
+        <w:rPr>
+          <w:rFonts w:ascii="Arial" w:hAnsi="Arial" w:cs="Arial"/>
+          <w:color w:val="000000"/>
+        </w:rPr>
+        <w:t/>
+      </w:r>
+      <w:r>
+        <w:rPr>
+          <w:rFonts w:ascii="Arial" w:hAnsi="Arial" w:cs="Arial"/>
+          <w:color w:val="000000"/>
+          <w:spacing w:val="51"/>
+        </w:rPr>
+        <w:t/>
+      </w:r>
+      <w:r>
+        <w:rPr>
+          <w:rFonts w:ascii="Arial" w:hAnsi="Arial" w:cs="Arial"/>
+        </w:rPr>
+        <w:t/>
+      </w:r>
+      <w:r>
+        <w:rPr>
+          <w:rFonts w:ascii="Arial" w:hAnsi="Arial" w:cs="Arial"/>
+          <w:color w:val="FF0000"/>
+          <w:spacing w:val="-2"/>
+        </w:rPr>
+        <w:t/>
+      </w:r>
+      <w:r>
+        <w:rPr>
+          <w:rFonts w:ascii="Arial" w:hAnsi="Arial" w:cs="Arial"/>
+          <w:color w:val="000000"/>
+          <w:spacing w:val="-10"/>
+        </w:rPr>
+        <w:t/>
       </w:r>
     </w:p>
     <w:p>
